--- a/backend/document_generator_data/templates/invoice.docx
+++ b/backend/document_generator_data/templates/invoice.docx
@@ -1,6 +1,6 @@
 
 <file path=word/document.xml><?xml version="1.0" encoding="utf-8"?>
-<w:document xmlns:wpc="http://schemas.microsoft.com/office/word/2010/wordprocessingCanvas" xmlns:cx="http://schemas.microsoft.com/office/drawing/2014/chartex" xmlns:cx1="http://schemas.microsoft.com/office/drawing/2015/9/8/chartex" xmlns:cx2="http://schemas.microsoft.com/office/drawing/2015/10/21/chartex" xmlns:cx3="http://schemas.microsoft.com/office/drawing/2016/5/9/chartex" xmlns:cx4="http://schemas.microsoft.com/office/drawing/2016/5/10/chartex" xmlns:cx5="http://schemas.microsoft.com/office/drawing/2016/5/11/chartex" xmlns:cx6="http://schemas.microsoft.com/office/drawing/2016/5/12/chartex" xmlns:cx7="http://schemas.microsoft.com/office/drawing/2016/5/13/chartex" xmlns:cx8="http://schemas.microsoft.com/office/drawing/2016/5/14/chartex" xmlns:mc="http://schemas.openxmlformats.org/markup-compatibility/2006" xmlns:aink="http://schemas.microsoft.com/office/drawing/2016/ink" xmlns:am3d="http://schemas.microsoft.com/office/drawing/2017/model3d" xmlns:o="urn:schemas-microsoft-com:office:office" xmlns:oel="http://schemas.microsoft.com/office/2019/extlst" xmlns:r="http://schemas.openxmlformats.org/officeDocument/2006/relationships" xmlns:m="http://schemas.openxmlformats.org/officeDocument/2006/math" xmlns:v="urn:schemas-microsoft-com:vml" xmlns:wp14="http://schemas.microsoft.com/office/word/2010/wordprocessingDrawing" xmlns:wp="http://schemas.openxmlformats.org/drawingml/2006/wordprocessingDrawing" xmlns:w10="urn:schemas-microsoft-com:office:word" xmlns:w="http://schemas.openxmlformats.org/wordprocessingml/2006/main" xmlns:w14="http://schemas.microsoft.com/office/word/2010/wordml" xmlns:w15="http://schemas.microsoft.com/office/word/2012/wordml" xmlns:w16cex="http://schemas.microsoft.com/office/word/2018/wordml/cex" xmlns:w16cid="http://schemas.microsoft.com/office/word/2016/wordml/cid" xmlns:w16="http://schemas.microsoft.com/office/word/2018/wordml" xmlns:w16du="http://schemas.microsoft.com/office/word/2023/wordml/word16du" xmlns:w16sdtdh="http://schemas.microsoft.com/office/word/2020/wordml/sdtdatahash" xmlns:w16sdtfl="http://schemas.microsoft.com/office/word/2024/wordml/sdtformatlock" xmlns:w16se="http://schemas.microsoft.com/office/word/2015/wordml/symex" xmlns:wpg="http://schemas.microsoft.com/office/word/2010/wordprocessingGroup" xmlns:wpi="http://schemas.microsoft.com/office/word/2010/wordprocessingInk" xmlns:wne="http://schemas.microsoft.com/office/word/2006/wordml" xmlns:wps="http://schemas.microsoft.com/office/word/2010/wordprocessingShape" mc:Ignorable="w14 w15 w16se w16cid w16 w16cex w16sdtdh w16sdtfl w16du wp14">
+<w:document xmlns:wpc="http://schemas.microsoft.com/office/word/2010/wordprocessingCanvas" xmlns:cx="http://schemas.microsoft.com/office/drawing/2014/chartex" xmlns:cx1="http://schemas.microsoft.com/office/drawing/2015/9/8/chartex" xmlns:cx2="http://schemas.microsoft.com/office/drawing/2015/10/21/chartex" xmlns:cx3="http://schemas.microsoft.com/office/drawing/2016/5/9/chartex" xmlns:cx4="http://schemas.microsoft.com/office/drawing/2016/5/10/chartex" xmlns:cx5="http://schemas.microsoft.com/office/drawing/2016/5/11/chartex" xmlns:cx6="http://schemas.microsoft.com/office/drawing/2016/5/12/chartex" xmlns:cx7="http://schemas.microsoft.com/office/drawing/2016/5/13/chartex" xmlns:cx8="http://schemas.microsoft.com/office/drawing/2016/5/14/chartex" xmlns:mc="http://schemas.openxmlformats.org/markup-compatibility/2006" xmlns:aink="http://schemas.microsoft.com/office/drawing/2016/ink" xmlns:am3d="http://schemas.microsoft.com/office/drawing/2017/model3d" xmlns:o="urn:schemas-microsoft-com:office:office" xmlns:oel="http://schemas.microsoft.com/office/2019/extlst" xmlns:r="http://schemas.openxmlformats.org/officeDocument/2006/relationships" xmlns:m="http://schemas.openxmlformats.org/officeDocument/2006/math" xmlns:v="urn:schemas-microsoft-com:vml" xmlns:wp14="http://schemas.microsoft.com/office/word/2010/wordprocessingDrawing" xmlns:wp="http://schemas.openxmlformats.org/drawingml/2006/wordprocessingDrawing" xmlns:w10="urn:schemas-microsoft-com:office:word" xmlns:w="http://schemas.openxmlformats.org/wordprocessingml/2006/main" xmlns:w14="http://schemas.microsoft.com/office/word/2010/wordml" xmlns:w15="http://schemas.microsoft.com/office/word/2012/wordml" xmlns:w16cei="http://schemas.microsoft.com/office/word/2026/wordml/cei" xmlns:w16cex="http://schemas.microsoft.com/office/word/2018/wordml/cex" xmlns:w16cid="http://schemas.microsoft.com/office/word/2016/wordml/cid" xmlns:w16="http://schemas.microsoft.com/office/word/2018/wordml" xmlns:w16du="http://schemas.microsoft.com/office/word/2023/wordml/word16du" xmlns:w16sdtdh="http://schemas.microsoft.com/office/word/2020/wordml/sdtdatahash" xmlns:w16sdtfl="http://schemas.microsoft.com/office/word/2024/wordml/sdtformatlock" xmlns:w16se="http://schemas.microsoft.com/office/word/2015/wordml/symex" xmlns:wpg="http://schemas.microsoft.com/office/word/2010/wordprocessingGroup" xmlns:wpi="http://schemas.microsoft.com/office/word/2010/wordprocessingInk" xmlns:wne="http://schemas.microsoft.com/office/word/2006/wordml" xmlns:wps="http://schemas.microsoft.com/office/word/2010/wordprocessingShape" mc:Ignorable="w14 w15 w16se w16cid w16 w16cex w16sdtdh w16sdtfl w16du wp14">
   <w:background w:color="D2EDF4" w:themeColor="accent1" w:themeTint="33"/>
   <w:body>
     <w:p>
@@ -102,7 +102,7 @@
                                 <w:sz w:val="24"/>
                                 <w:szCs w:val="24"/>
                               </w:rPr>
-                              <w:t>062426</w:t>
+                              <w:t>027326</w:t>
                             </w:r>
                           </w:p>
                           <w:p>
@@ -244,7 +244,7 @@
                           <w:sz w:val="24"/>
                           <w:szCs w:val="24"/>
                         </w:rPr>
-                        <w:t>062426</w:t>
+                        <w:t>027326</w:t>
                       </w:r>
                     </w:p>
                     <w:p>
@@ -497,7 +497,7 @@
           <w:sz w:val="24"/>
           <w:szCs w:val="20"/>
         </w:rPr>
-        <w:t xml:space="preserve">A Unified Transform Approach for Analyzing Fractional Differential Models with Diverse Fractional Operators </w:t>
+        <w:t>Fractional ordered Kinesiology Model Simulation for the Endurance of the Human Body Postures.</w:t>
       </w:r>
     </w:p>
     <w:p>
@@ -523,8 +523,10 @@
           <w:iCs/>
           <w:sz w:val="24"/>
           <w:szCs w:val="20"/>
+          <w:lang w:val="en-IN"/>
         </w:rPr>
       </w:pPr>
+      <w:proofErr w:type="gramStart"/>
       <w:r>
         <w:rPr>
           <w:rFonts w:asciiTheme="majorBidi" w:eastAsia="Times New Roman" w:hAnsiTheme="majorBidi" w:cstheme="majorBidi"/>
@@ -533,7 +535,29 @@
           <w:sz w:val="24"/>
           <w:szCs w:val="20"/>
         </w:rPr>
-        <w:t xml:space="preserve">Authors: </w:t>
+        <w:t>Authors</w:t>
+      </w:r>
+      <w:r>
+        <w:rPr>
+          <w:rFonts w:ascii="Times New Roman" w:hAnsi="Times New Roman" w:cs="Times New Roman"/>
+          <w:lang w:val="en-IN"/>
+        </w:rPr>
+        <w:t xml:space="preserve"> </w:t>
+      </w:r>
+      <w:r>
+        <w:rPr>
+          <w:rFonts w:ascii="Times New Roman" w:hAnsi="Times New Roman" w:cs="Times New Roman"/>
+          <w:lang w:val="en-IN"/>
+        </w:rPr>
+        <w:t>:</w:t>
+      </w:r>
+      <w:proofErr w:type="gramEnd"/>
+      <w:r>
+        <w:rPr>
+          <w:rFonts w:ascii="Times New Roman" w:hAnsi="Times New Roman" w:cs="Times New Roman"/>
+          <w:lang w:val="en-IN"/>
+        </w:rPr>
+        <w:t xml:space="preserve"> </w:t>
       </w:r>
       <w:r>
         <w:rPr>
@@ -542,9 +566,11 @@
           <w:iCs/>
           <w:sz w:val="24"/>
           <w:szCs w:val="20"/>
-        </w:rPr>
-        <w:t xml:space="preserve"> </w:t>
+          <w:lang w:val="en-IN"/>
+        </w:rPr>
+        <w:t xml:space="preserve">Aashima </w:t>
       </w:r>
+      <w:proofErr w:type="spellStart"/>
       <w:r>
         <w:rPr>
           <w:rFonts w:asciiTheme="majorBidi" w:eastAsia="Times New Roman" w:hAnsiTheme="majorBidi" w:cstheme="majorBidi"/>
@@ -552,10 +578,11 @@
           <w:iCs/>
           <w:sz w:val="24"/>
           <w:szCs w:val="20"/>
-        </w:rPr>
-        <w:t xml:space="preserve">Mohd Khalid, SK Ashadul Rahaman, Salman Zaheer, </w:t>
+          <w:lang w:val="en-IN"/>
+        </w:rPr>
+        <w:t>Bangia</w:t>
       </w:r>
-      <w:proofErr w:type="spellStart"/>
+      <w:proofErr w:type="spellEnd"/>
       <w:r>
         <w:rPr>
           <w:rFonts w:asciiTheme="majorBidi" w:eastAsia="Times New Roman" w:hAnsiTheme="majorBidi" w:cstheme="majorBidi"/>
@@ -563,10 +590,22 @@
           <w:iCs/>
           <w:sz w:val="24"/>
           <w:szCs w:val="20"/>
-        </w:rPr>
-        <w:t>Ausif</w:t>
+          <w:lang w:val="en-IN"/>
+        </w:rPr>
+        <w:t xml:space="preserve">, </w:t>
       </w:r>
-      <w:proofErr w:type="spellEnd"/>
+      <w:r>
+        <w:rPr>
+          <w:rFonts w:asciiTheme="majorBidi" w:eastAsia="Times New Roman" w:hAnsiTheme="majorBidi" w:cstheme="majorBidi"/>
+          <w:bCs/>
+          <w:i/>
+          <w:iCs/>
+          <w:sz w:val="24"/>
+          <w:szCs w:val="20"/>
+          <w:lang w:val="en-IN"/>
+        </w:rPr>
+        <w:t xml:space="preserve">Rashmi Bhardwaj, </w:t>
+      </w:r>
       <w:r>
         <w:rPr>
           <w:rFonts w:asciiTheme="majorBidi" w:eastAsia="Times New Roman" w:hAnsiTheme="majorBidi" w:cstheme="majorBidi"/>
@@ -574,8 +613,88 @@
           <w:iCs/>
           <w:sz w:val="24"/>
           <w:szCs w:val="20"/>
-        </w:rPr>
-        <w:t xml:space="preserve"> Padder, Mohamed Hafez, Sudesh Nair Baskara, and Ali Akgul,</w:t>
+          <w:lang w:val="en-IN"/>
+        </w:rPr>
+        <w:t>Asokan Vasudevan</w:t>
+      </w:r>
+      <w:r>
+        <w:rPr>
+          <w:rFonts w:asciiTheme="majorBidi" w:eastAsia="Times New Roman" w:hAnsiTheme="majorBidi" w:cstheme="majorBidi"/>
+          <w:i/>
+          <w:iCs/>
+          <w:sz w:val="24"/>
+          <w:szCs w:val="20"/>
+          <w:lang w:val="en-IN"/>
+        </w:rPr>
+        <w:t>,</w:t>
+      </w:r>
+      <w:r>
+        <w:rPr>
+          <w:rFonts w:asciiTheme="majorBidi" w:eastAsia="Times New Roman" w:hAnsiTheme="majorBidi" w:cstheme="majorBidi"/>
+          <w:i/>
+          <w:iCs/>
+          <w:sz w:val="24"/>
+          <w:szCs w:val="20"/>
+          <w:lang w:val="en-IN"/>
+        </w:rPr>
+        <w:t xml:space="preserve"> Naeema Darwish Khamis Al Maashari, </w:t>
+      </w:r>
+      <w:proofErr w:type="spellStart"/>
+      <w:r>
+        <w:rPr>
+          <w:rFonts w:asciiTheme="majorBidi" w:eastAsia="Times New Roman" w:hAnsiTheme="majorBidi" w:cstheme="majorBidi"/>
+          <w:i/>
+          <w:iCs/>
+          <w:sz w:val="24"/>
+          <w:szCs w:val="20"/>
+          <w:lang w:val="en-IN"/>
+        </w:rPr>
+        <w:t>Yafang</w:t>
+      </w:r>
+      <w:proofErr w:type="spellEnd"/>
+      <w:r>
+        <w:rPr>
+          <w:rFonts w:asciiTheme="majorBidi" w:eastAsia="Times New Roman" w:hAnsiTheme="majorBidi" w:cstheme="majorBidi"/>
+          <w:i/>
+          <w:iCs/>
+          <w:sz w:val="24"/>
+          <w:szCs w:val="20"/>
+          <w:lang w:val="en-IN"/>
+        </w:rPr>
+        <w:t xml:space="preserve"> Yan</w:t>
+      </w:r>
+      <w:r>
+        <w:rPr>
+          <w:rFonts w:asciiTheme="majorBidi" w:eastAsia="Times New Roman" w:hAnsiTheme="majorBidi" w:cstheme="majorBidi"/>
+          <w:i/>
+          <w:iCs/>
+          <w:sz w:val="24"/>
+          <w:szCs w:val="20"/>
+          <w:lang w:val="en-IN"/>
+        </w:rPr>
+        <w:t xml:space="preserve">, </w:t>
+      </w:r>
+      <w:r>
+        <w:rPr>
+          <w:rFonts w:asciiTheme="majorBidi" w:eastAsia="Times New Roman" w:hAnsiTheme="majorBidi" w:cstheme="majorBidi"/>
+          <w:i/>
+          <w:iCs/>
+          <w:sz w:val="24"/>
+          <w:szCs w:val="20"/>
+          <w:lang w:val="en-IN"/>
+        </w:rPr>
+        <w:t>Khin Yadanar Htun</w:t>
+      </w:r>
+      <w:r>
+        <w:rPr>
+          <w:rFonts w:asciiTheme="majorBidi" w:eastAsia="Times New Roman" w:hAnsiTheme="majorBidi" w:cstheme="majorBidi"/>
+          <w:i/>
+          <w:iCs/>
+          <w:sz w:val="24"/>
+          <w:szCs w:val="20"/>
+          <w:lang w:val="en-IN"/>
+        </w:rPr>
+        <w:t>.</w:t>
       </w:r>
     </w:p>
     <w:p>
@@ -640,7 +759,7 @@
                 <w:sz w:val="24"/>
                 <w:szCs w:val="20"/>
               </w:rPr>
-              <w:t>Ref. PFDA</w:t>
+              <w:t xml:space="preserve">Ref. </w:t>
             </w:r>
             <w:r>
               <w:rPr>
@@ -650,17 +769,7 @@
                 <w:sz w:val="24"/>
                 <w:szCs w:val="20"/>
               </w:rPr>
-              <w:t>06</w:t>
-            </w:r>
-            <w:r>
-              <w:rPr>
-                <w:rFonts w:asciiTheme="majorBidi" w:eastAsia="Times New Roman" w:hAnsiTheme="majorBidi" w:cstheme="majorBidi"/>
-                <w:b/>
-                <w:bCs/>
-                <w:sz w:val="24"/>
-                <w:szCs w:val="20"/>
-              </w:rPr>
-              <w:t>2426B</w:t>
+              <w:t>PFDA027326A</w:t>
             </w:r>
           </w:p>
           <w:p>
@@ -680,7 +789,31 @@
               <w:rPr>
                 <w:color w:val="0000CC"/>
               </w:rPr>
-              <w:t>7 July 2026</w:t>
+              <w:t>18</w:t>
+            </w:r>
+            <w:r>
+              <w:rPr>
+                <w:color w:val="0000CC"/>
+              </w:rPr>
+              <w:t xml:space="preserve"> </w:t>
+            </w:r>
+            <w:r>
+              <w:rPr>
+                <w:color w:val="0000CC"/>
+              </w:rPr>
+              <w:t>August</w:t>
+            </w:r>
+            <w:r>
+              <w:rPr>
+                <w:color w:val="0000CC"/>
+              </w:rPr>
+              <w:t xml:space="preserve"> </w:t>
+            </w:r>
+            <w:r>
+              <w:rPr>
+                <w:color w:val="0000CC"/>
+              </w:rPr>
+              <w:t>2026</w:t>
             </w:r>
           </w:p>
         </w:tc>
@@ -1651,7 +1784,7 @@
 </file>
 
 <file path=word/endnotes.xml><?xml version="1.0" encoding="utf-8"?>
-<w:endnotes xmlns:wpc="http://schemas.microsoft.com/office/word/2010/wordprocessingCanvas" xmlns:cx="http://schemas.microsoft.com/office/drawing/2014/chartex" xmlns:cx1="http://schemas.microsoft.com/office/drawing/2015/9/8/chartex" xmlns:cx2="http://schemas.microsoft.com/office/drawing/2015/10/21/chartex" xmlns:cx3="http://schemas.microsoft.com/office/drawing/2016/5/9/chartex" xmlns:cx4="http://schemas.microsoft.com/office/drawing/2016/5/10/chartex" xmlns:cx5="http://schemas.microsoft.com/office/drawing/2016/5/11/chartex" xmlns:cx6="http://schemas.microsoft.com/office/drawing/2016/5/12/chartex" xmlns:cx7="http://schemas.microsoft.com/office/drawing/2016/5/13/chartex" xmlns:cx8="http://schemas.microsoft.com/office/drawing/2016/5/14/chartex" xmlns:mc="http://schemas.openxmlformats.org/markup-compatibility/2006" xmlns:aink="http://schemas.microsoft.com/office/drawing/2016/ink" xmlns:am3d="http://schemas.microsoft.com/office/drawing/2017/model3d" xmlns:o="urn:schemas-microsoft-com:office:office" xmlns:oel="http://schemas.microsoft.com/office/2019/extlst" xmlns:r="http://schemas.openxmlformats.org/officeDocument/2006/relationships" xmlns:m="http://schemas.openxmlformats.org/officeDocument/2006/math" xmlns:v="urn:schemas-microsoft-com:vml" xmlns:wp14="http://schemas.microsoft.com/office/word/2010/wordprocessingDrawing" xmlns:wp="http://schemas.openxmlformats.org/drawingml/2006/wordprocessingDrawing" xmlns:w10="urn:schemas-microsoft-com:office:word" xmlns:w="http://schemas.openxmlformats.org/wordprocessingml/2006/main" xmlns:w14="http://schemas.microsoft.com/office/word/2010/wordml" xmlns:w15="http://schemas.microsoft.com/office/word/2012/wordml" xmlns:w16cex="http://schemas.microsoft.com/office/word/2018/wordml/cex" xmlns:w16cid="http://schemas.microsoft.com/office/word/2016/wordml/cid" xmlns:w16="http://schemas.microsoft.com/office/word/2018/wordml" xmlns:w16du="http://schemas.microsoft.com/office/word/2023/wordml/word16du" xmlns:w16sdtdh="http://schemas.microsoft.com/office/word/2020/wordml/sdtdatahash" xmlns:w16sdtfl="http://schemas.microsoft.com/office/word/2024/wordml/sdtformatlock" xmlns:w16se="http://schemas.microsoft.com/office/word/2015/wordml/symex" xmlns:wpg="http://schemas.microsoft.com/office/word/2010/wordprocessingGroup" xmlns:wpi="http://schemas.microsoft.com/office/word/2010/wordprocessingInk" xmlns:wne="http://schemas.microsoft.com/office/word/2006/wordml" xmlns:wps="http://schemas.microsoft.com/office/word/2010/wordprocessingShape" mc:Ignorable="w14 w15 w16se w16cid w16 w16cex w16sdtdh w16sdtfl w16du wp14">
+<w:endnotes xmlns:wpc="http://schemas.microsoft.com/office/word/2010/wordprocessingCanvas" xmlns:cx="http://schemas.microsoft.com/office/drawing/2014/chartex" xmlns:cx1="http://schemas.microsoft.com/office/drawing/2015/9/8/chartex" xmlns:cx2="http://schemas.microsoft.com/office/drawing/2015/10/21/chartex" xmlns:cx3="http://schemas.microsoft.com/office/drawing/2016/5/9/chartex" xmlns:cx4="http://schemas.microsoft.com/office/drawing/2016/5/10/chartex" xmlns:cx5="http://schemas.microsoft.com/office/drawing/2016/5/11/chartex" xmlns:cx6="http://schemas.microsoft.com/office/drawing/2016/5/12/chartex" xmlns:cx7="http://schemas.microsoft.com/office/drawing/2016/5/13/chartex" xmlns:cx8="http://schemas.microsoft.com/office/drawing/2016/5/14/chartex" xmlns:mc="http://schemas.openxmlformats.org/markup-compatibility/2006" xmlns:aink="http://schemas.microsoft.com/office/drawing/2016/ink" xmlns:am3d="http://schemas.microsoft.com/office/drawing/2017/model3d" xmlns:o="urn:schemas-microsoft-com:office:office" xmlns:oel="http://schemas.microsoft.com/office/2019/extlst" xmlns:r="http://schemas.openxmlformats.org/officeDocument/2006/relationships" xmlns:m="http://schemas.openxmlformats.org/officeDocument/2006/math" xmlns:v="urn:schemas-microsoft-com:vml" xmlns:wp14="http://schemas.microsoft.com/office/word/2010/wordprocessingDrawing" xmlns:wp="http://schemas.openxmlformats.org/drawingml/2006/wordprocessingDrawing" xmlns:w10="urn:schemas-microsoft-com:office:word" xmlns:w="http://schemas.openxmlformats.org/wordprocessingml/2006/main" xmlns:w14="http://schemas.microsoft.com/office/word/2010/wordml" xmlns:w15="http://schemas.microsoft.com/office/word/2012/wordml" xmlns:w16cei="http://schemas.microsoft.com/office/word/2026/wordml/cei" xmlns:w16cex="http://schemas.microsoft.com/office/word/2018/wordml/cex" xmlns:w16cid="http://schemas.microsoft.com/office/word/2016/wordml/cid" xmlns:w16="http://schemas.microsoft.com/office/word/2018/wordml" xmlns:w16du="http://schemas.microsoft.com/office/word/2023/wordml/word16du" xmlns:w16sdtdh="http://schemas.microsoft.com/office/word/2020/wordml/sdtdatahash" xmlns:w16sdtfl="http://schemas.microsoft.com/office/word/2024/wordml/sdtformatlock" xmlns:w16se="http://schemas.microsoft.com/office/word/2015/wordml/symex" xmlns:wpg="http://schemas.microsoft.com/office/word/2010/wordprocessingGroup" xmlns:wpi="http://schemas.microsoft.com/office/word/2010/wordprocessingInk" xmlns:wne="http://schemas.microsoft.com/office/word/2006/wordml" xmlns:wps="http://schemas.microsoft.com/office/word/2010/wordprocessingShape" mc:Ignorable="w14 w15 w16se w16cid w16 w16cex w16sdtdh w16sdtfl w16du wp14">
   <w:endnote w:type="separator" w:id="-1">
     <w:p>
       <w:pPr>
@@ -1676,7 +1809,7 @@
 </file>
 
 <file path=word/footer1.xml><?xml version="1.0" encoding="utf-8"?>
-<w:ftr xmlns:wpc="http://schemas.microsoft.com/office/word/2010/wordprocessingCanvas" xmlns:cx="http://schemas.microsoft.com/office/drawing/2014/chartex" xmlns:cx1="http://schemas.microsoft.com/office/drawing/2015/9/8/chartex" xmlns:cx2="http://schemas.microsoft.com/office/drawing/2015/10/21/chartex" xmlns:cx3="http://schemas.microsoft.com/office/drawing/2016/5/9/chartex" xmlns:cx4="http://schemas.microsoft.com/office/drawing/2016/5/10/chartex" xmlns:cx5="http://schemas.microsoft.com/office/drawing/2016/5/11/chartex" xmlns:cx6="http://schemas.microsoft.com/office/drawing/2016/5/12/chartex" xmlns:cx7="http://schemas.microsoft.com/office/drawing/2016/5/13/chartex" xmlns:cx8="http://schemas.microsoft.com/office/drawing/2016/5/14/chartex" xmlns:mc="http://schemas.openxmlformats.org/markup-compatibility/2006" xmlns:aink="http://schemas.microsoft.com/office/drawing/2016/ink" xmlns:am3d="http://schemas.microsoft.com/office/drawing/2017/model3d" xmlns:o="urn:schemas-microsoft-com:office:office" xmlns:oel="http://schemas.microsoft.com/office/2019/extlst" xmlns:r="http://schemas.openxmlformats.org/officeDocument/2006/relationships" xmlns:m="http://schemas.openxmlformats.org/officeDocument/2006/math" xmlns:v="urn:schemas-microsoft-com:vml" xmlns:wp14="http://schemas.microsoft.com/office/word/2010/wordprocessingDrawing" xmlns:wp="http://schemas.openxmlformats.org/drawingml/2006/wordprocessingDrawing" xmlns:w10="urn:schemas-microsoft-com:office:word" xmlns:w="http://schemas.openxmlformats.org/wordprocessingml/2006/main" xmlns:w14="http://schemas.microsoft.com/office/word/2010/wordml" xmlns:w15="http://schemas.microsoft.com/office/word/2012/wordml" xmlns:w16cex="http://schemas.microsoft.com/office/word/2018/wordml/cex" xmlns:w16cid="http://schemas.microsoft.com/office/word/2016/wordml/cid" xmlns:w16="http://schemas.microsoft.com/office/word/2018/wordml" xmlns:w16du="http://schemas.microsoft.com/office/word/2023/wordml/word16du" xmlns:w16sdtdh="http://schemas.microsoft.com/office/word/2020/wordml/sdtdatahash" xmlns:w16sdtfl="http://schemas.microsoft.com/office/word/2024/wordml/sdtformatlock" xmlns:w16se="http://schemas.microsoft.com/office/word/2015/wordml/symex" xmlns:wpg="http://schemas.microsoft.com/office/word/2010/wordprocessingGroup" xmlns:wpi="http://schemas.microsoft.com/office/word/2010/wordprocessingInk" xmlns:wne="http://schemas.microsoft.com/office/word/2006/wordml" xmlns:wps="http://schemas.microsoft.com/office/word/2010/wordprocessingShape" mc:Ignorable="w14 w15 w16se w16cid w16 w16cex w16sdtdh w16sdtfl w16du wp14">
+<w:ftr xmlns:wpc="http://schemas.microsoft.com/office/word/2010/wordprocessingCanvas" xmlns:cx="http://schemas.microsoft.com/office/drawing/2014/chartex" xmlns:cx1="http://schemas.microsoft.com/office/drawing/2015/9/8/chartex" xmlns:cx2="http://schemas.microsoft.com/office/drawing/2015/10/21/chartex" xmlns:cx3="http://schemas.microsoft.com/office/drawing/2016/5/9/chartex" xmlns:cx4="http://schemas.microsoft.com/office/drawing/2016/5/10/chartex" xmlns:cx5="http://schemas.microsoft.com/office/drawing/2016/5/11/chartex" xmlns:cx6="http://schemas.microsoft.com/office/drawing/2016/5/12/chartex" xmlns:cx7="http://schemas.microsoft.com/office/drawing/2016/5/13/chartex" xmlns:cx8="http://schemas.microsoft.com/office/drawing/2016/5/14/chartex" xmlns:mc="http://schemas.openxmlformats.org/markup-compatibility/2006" xmlns:aink="http://schemas.microsoft.com/office/drawing/2016/ink" xmlns:am3d="http://schemas.microsoft.com/office/drawing/2017/model3d" xmlns:o="urn:schemas-microsoft-com:office:office" xmlns:oel="http://schemas.microsoft.com/office/2019/extlst" xmlns:r="http://schemas.openxmlformats.org/officeDocument/2006/relationships" xmlns:m="http://schemas.openxmlformats.org/officeDocument/2006/math" xmlns:v="urn:schemas-microsoft-com:vml" xmlns:wp14="http://schemas.microsoft.com/office/word/2010/wordprocessingDrawing" xmlns:wp="http://schemas.openxmlformats.org/drawingml/2006/wordprocessingDrawing" xmlns:w10="urn:schemas-microsoft-com:office:word" xmlns:w="http://schemas.openxmlformats.org/wordprocessingml/2006/main" xmlns:w14="http://schemas.microsoft.com/office/word/2010/wordml" xmlns:w15="http://schemas.microsoft.com/office/word/2012/wordml" xmlns:w16cei="http://schemas.microsoft.com/office/word/2026/wordml/cei" xmlns:w16cex="http://schemas.microsoft.com/office/word/2018/wordml/cex" xmlns:w16cid="http://schemas.microsoft.com/office/word/2016/wordml/cid" xmlns:w16="http://schemas.microsoft.com/office/word/2018/wordml" xmlns:w16du="http://schemas.microsoft.com/office/word/2023/wordml/word16du" xmlns:w16sdtdh="http://schemas.microsoft.com/office/word/2020/wordml/sdtdatahash" xmlns:w16sdtfl="http://schemas.microsoft.com/office/word/2024/wordml/sdtformatlock" xmlns:w16se="http://schemas.microsoft.com/office/word/2015/wordml/symex" xmlns:wpg="http://schemas.microsoft.com/office/word/2010/wordprocessingGroup" xmlns:wpi="http://schemas.microsoft.com/office/word/2010/wordprocessingInk" xmlns:wne="http://schemas.microsoft.com/office/word/2006/wordml" xmlns:wps="http://schemas.microsoft.com/office/word/2010/wordprocessingShape" mc:Ignorable="w14 w15 w16se w16cid w16 w16cex w16sdtdh w16sdtfl w16du wp14">
   <w:p>
     <w:pPr>
       <w:pStyle w:val="Footer"/>
@@ -1686,7 +1819,7 @@
 </file>
 
 <file path=word/footer2.xml><?xml version="1.0" encoding="utf-8"?>
-<w:ftr xmlns:wpc="http://schemas.microsoft.com/office/word/2010/wordprocessingCanvas" xmlns:cx="http://schemas.microsoft.com/office/drawing/2014/chartex" xmlns:cx1="http://schemas.microsoft.com/office/drawing/2015/9/8/chartex" xmlns:cx2="http://schemas.microsoft.com/office/drawing/2015/10/21/chartex" xmlns:cx3="http://schemas.microsoft.com/office/drawing/2016/5/9/chartex" xmlns:cx4="http://schemas.microsoft.com/office/drawing/2016/5/10/chartex" xmlns:cx5="http://schemas.microsoft.com/office/drawing/2016/5/11/chartex" xmlns:cx6="http://schemas.microsoft.com/office/drawing/2016/5/12/chartex" xmlns:cx7="http://schemas.microsoft.com/office/drawing/2016/5/13/chartex" xmlns:cx8="http://schemas.microsoft.com/office/drawing/2016/5/14/chartex" xmlns:mc="http://schemas.openxmlformats.org/markup-compatibility/2006" xmlns:aink="http://schemas.microsoft.com/office/drawing/2016/ink" xmlns:am3d="http://schemas.microsoft.com/office/drawing/2017/model3d" xmlns:o="urn:schemas-microsoft-com:office:office" xmlns:oel="http://schemas.microsoft.com/office/2019/extlst" xmlns:r="http://schemas.openxmlformats.org/officeDocument/2006/relationships" xmlns:m="http://schemas.openxmlformats.org/officeDocument/2006/math" xmlns:v="urn:schemas-microsoft-com:vml" xmlns:wp14="http://schemas.microsoft.com/office/word/2010/wordprocessingDrawing" xmlns:wp="http://schemas.openxmlformats.org/drawingml/2006/wordprocessingDrawing" xmlns:w10="urn:schemas-microsoft-com:office:word" xmlns:w="http://schemas.openxmlformats.org/wordprocessingml/2006/main" xmlns:w14="http://schemas.microsoft.com/office/word/2010/wordml" xmlns:w15="http://schemas.microsoft.com/office/word/2012/wordml" xmlns:w16cex="http://schemas.microsoft.com/office/word/2018/wordml/cex" xmlns:w16cid="http://schemas.microsoft.com/office/word/2016/wordml/cid" xmlns:w16="http://schemas.microsoft.com/office/word/2018/wordml" xmlns:w16du="http://schemas.microsoft.com/office/word/2023/wordml/word16du" xmlns:w16sdtdh="http://schemas.microsoft.com/office/word/2020/wordml/sdtdatahash" xmlns:w16sdtfl="http://schemas.microsoft.com/office/word/2024/wordml/sdtformatlock" xmlns:w16se="http://schemas.microsoft.com/office/word/2015/wordml/symex" xmlns:wpg="http://schemas.microsoft.com/office/word/2010/wordprocessingGroup" xmlns:wpi="http://schemas.microsoft.com/office/word/2010/wordprocessingInk" xmlns:wne="http://schemas.microsoft.com/office/word/2006/wordml" xmlns:wps="http://schemas.microsoft.com/office/word/2010/wordprocessingShape" mc:Ignorable="w14 w15 w16se w16cid w16 w16cex w16sdtdh w16sdtfl w16du wp14">
+<w:ftr xmlns:wpc="http://schemas.microsoft.com/office/word/2010/wordprocessingCanvas" xmlns:cx="http://schemas.microsoft.com/office/drawing/2014/chartex" xmlns:cx1="http://schemas.microsoft.com/office/drawing/2015/9/8/chartex" xmlns:cx2="http://schemas.microsoft.com/office/drawing/2015/10/21/chartex" xmlns:cx3="http://schemas.microsoft.com/office/drawing/2016/5/9/chartex" xmlns:cx4="http://schemas.microsoft.com/office/drawing/2016/5/10/chartex" xmlns:cx5="http://schemas.microsoft.com/office/drawing/2016/5/11/chartex" xmlns:cx6="http://schemas.microsoft.com/office/drawing/2016/5/12/chartex" xmlns:cx7="http://schemas.microsoft.com/office/drawing/2016/5/13/chartex" xmlns:cx8="http://schemas.microsoft.com/office/drawing/2016/5/14/chartex" xmlns:mc="http://schemas.openxmlformats.org/markup-compatibility/2006" xmlns:aink="http://schemas.microsoft.com/office/drawing/2016/ink" xmlns:am3d="http://schemas.microsoft.com/office/drawing/2017/model3d" xmlns:o="urn:schemas-microsoft-com:office:office" xmlns:oel="http://schemas.microsoft.com/office/2019/extlst" xmlns:r="http://schemas.openxmlformats.org/officeDocument/2006/relationships" xmlns:m="http://schemas.openxmlformats.org/officeDocument/2006/math" xmlns:v="urn:schemas-microsoft-com:vml" xmlns:wp14="http://schemas.microsoft.com/office/word/2010/wordprocessingDrawing" xmlns:wp="http://schemas.openxmlformats.org/drawingml/2006/wordprocessingDrawing" xmlns:w10="urn:schemas-microsoft-com:office:word" xmlns:w="http://schemas.openxmlformats.org/wordprocessingml/2006/main" xmlns:w14="http://schemas.microsoft.com/office/word/2010/wordml" xmlns:w15="http://schemas.microsoft.com/office/word/2012/wordml" xmlns:w16cei="http://schemas.microsoft.com/office/word/2026/wordml/cei" xmlns:w16cex="http://schemas.microsoft.com/office/word/2018/wordml/cex" xmlns:w16cid="http://schemas.microsoft.com/office/word/2016/wordml/cid" xmlns:w16="http://schemas.microsoft.com/office/word/2018/wordml" xmlns:w16du="http://schemas.microsoft.com/office/word/2023/wordml/word16du" xmlns:w16sdtdh="http://schemas.microsoft.com/office/word/2020/wordml/sdtdatahash" xmlns:w16sdtfl="http://schemas.microsoft.com/office/word/2024/wordml/sdtformatlock" xmlns:w16se="http://schemas.microsoft.com/office/word/2015/wordml/symex" xmlns:wpg="http://schemas.microsoft.com/office/word/2010/wordprocessingGroup" xmlns:wpi="http://schemas.microsoft.com/office/word/2010/wordprocessingInk" xmlns:wne="http://schemas.microsoft.com/office/word/2006/wordml" xmlns:wps="http://schemas.microsoft.com/office/word/2010/wordprocessingShape" mc:Ignorable="w14 w15 w16se w16cid w16 w16cex w16sdtdh w16sdtfl w16du wp14">
   <w:p>
     <w:pPr>
       <w:pStyle w:val="Footer"/>
@@ -1696,7 +1829,7 @@
 </file>
 
 <file path=word/footer3.xml><?xml version="1.0" encoding="utf-8"?>
-<w:ftr xmlns:wpc="http://schemas.microsoft.com/office/word/2010/wordprocessingCanvas" xmlns:cx="http://schemas.microsoft.com/office/drawing/2014/chartex" xmlns:cx1="http://schemas.microsoft.com/office/drawing/2015/9/8/chartex" xmlns:cx2="http://schemas.microsoft.com/office/drawing/2015/10/21/chartex" xmlns:cx3="http://schemas.microsoft.com/office/drawing/2016/5/9/chartex" xmlns:cx4="http://schemas.microsoft.com/office/drawing/2016/5/10/chartex" xmlns:cx5="http://schemas.microsoft.com/office/drawing/2016/5/11/chartex" xmlns:cx6="http://schemas.microsoft.com/office/drawing/2016/5/12/chartex" xmlns:cx7="http://schemas.microsoft.com/office/drawing/2016/5/13/chartex" xmlns:cx8="http://schemas.microsoft.com/office/drawing/2016/5/14/chartex" xmlns:mc="http://schemas.openxmlformats.org/markup-compatibility/2006" xmlns:aink="http://schemas.microsoft.com/office/drawing/2016/ink" xmlns:am3d="http://schemas.microsoft.com/office/drawing/2017/model3d" xmlns:o="urn:schemas-microsoft-com:office:office" xmlns:oel="http://schemas.microsoft.com/office/2019/extlst" xmlns:r="http://schemas.openxmlformats.org/officeDocument/2006/relationships" xmlns:m="http://schemas.openxmlformats.org/officeDocument/2006/math" xmlns:v="urn:schemas-microsoft-com:vml" xmlns:wp14="http://schemas.microsoft.com/office/word/2010/wordprocessingDrawing" xmlns:wp="http://schemas.openxmlformats.org/drawingml/2006/wordprocessingDrawing" xmlns:w10="urn:schemas-microsoft-com:office:word" xmlns:w="http://schemas.openxmlformats.org/wordprocessingml/2006/main" xmlns:w14="http://schemas.microsoft.com/office/word/2010/wordml" xmlns:w15="http://schemas.microsoft.com/office/word/2012/wordml" xmlns:w16cex="http://schemas.microsoft.com/office/word/2018/wordml/cex" xmlns:w16cid="http://schemas.microsoft.com/office/word/2016/wordml/cid" xmlns:w16="http://schemas.microsoft.com/office/word/2018/wordml" xmlns:w16du="http://schemas.microsoft.com/office/word/2023/wordml/word16du" xmlns:w16sdtdh="http://schemas.microsoft.com/office/word/2020/wordml/sdtdatahash" xmlns:w16sdtfl="http://schemas.microsoft.com/office/word/2024/wordml/sdtformatlock" xmlns:w16se="http://schemas.microsoft.com/office/word/2015/wordml/symex" xmlns:wpg="http://schemas.microsoft.com/office/word/2010/wordprocessingGroup" xmlns:wpi="http://schemas.microsoft.com/office/word/2010/wordprocessingInk" xmlns:wne="http://schemas.microsoft.com/office/word/2006/wordml" xmlns:wps="http://schemas.microsoft.com/office/word/2010/wordprocessingShape" mc:Ignorable="w14 w15 w16se w16cid w16 w16cex w16sdtdh w16sdtfl w16du wp14">
+<w:ftr xmlns:wpc="http://schemas.microsoft.com/office/word/2010/wordprocessingCanvas" xmlns:cx="http://schemas.microsoft.com/office/drawing/2014/chartex" xmlns:cx1="http://schemas.microsoft.com/office/drawing/2015/9/8/chartex" xmlns:cx2="http://schemas.microsoft.com/office/drawing/2015/10/21/chartex" xmlns:cx3="http://schemas.microsoft.com/office/drawing/2016/5/9/chartex" xmlns:cx4="http://schemas.microsoft.com/office/drawing/2016/5/10/chartex" xmlns:cx5="http://schemas.microsoft.com/office/drawing/2016/5/11/chartex" xmlns:cx6="http://schemas.microsoft.com/office/drawing/2016/5/12/chartex" xmlns:cx7="http://schemas.microsoft.com/office/drawing/2016/5/13/chartex" xmlns:cx8="http://schemas.microsoft.com/office/drawing/2016/5/14/chartex" xmlns:mc="http://schemas.openxmlformats.org/markup-compatibility/2006" xmlns:aink="http://schemas.microsoft.com/office/drawing/2016/ink" xmlns:am3d="http://schemas.microsoft.com/office/drawing/2017/model3d" xmlns:o="urn:schemas-microsoft-com:office:office" xmlns:oel="http://schemas.microsoft.com/office/2019/extlst" xmlns:r="http://schemas.openxmlformats.org/officeDocument/2006/relationships" xmlns:m="http://schemas.openxmlformats.org/officeDocument/2006/math" xmlns:v="urn:schemas-microsoft-com:vml" xmlns:wp14="http://schemas.microsoft.com/office/word/2010/wordprocessingDrawing" xmlns:wp="http://schemas.openxmlformats.org/drawingml/2006/wordprocessingDrawing" xmlns:w10="urn:schemas-microsoft-com:office:word" xmlns:w="http://schemas.openxmlformats.org/wordprocessingml/2006/main" xmlns:w14="http://schemas.microsoft.com/office/word/2010/wordml" xmlns:w15="http://schemas.microsoft.com/office/word/2012/wordml" xmlns:w16cei="http://schemas.microsoft.com/office/word/2026/wordml/cei" xmlns:w16cex="http://schemas.microsoft.com/office/word/2018/wordml/cex" xmlns:w16cid="http://schemas.microsoft.com/office/word/2016/wordml/cid" xmlns:w16="http://schemas.microsoft.com/office/word/2018/wordml" xmlns:w16du="http://schemas.microsoft.com/office/word/2023/wordml/word16du" xmlns:w16sdtdh="http://schemas.microsoft.com/office/word/2020/wordml/sdtdatahash" xmlns:w16sdtfl="http://schemas.microsoft.com/office/word/2024/wordml/sdtformatlock" xmlns:w16se="http://schemas.microsoft.com/office/word/2015/wordml/symex" xmlns:wpg="http://schemas.microsoft.com/office/word/2010/wordprocessingGroup" xmlns:wpi="http://schemas.microsoft.com/office/word/2010/wordprocessingInk" xmlns:wne="http://schemas.microsoft.com/office/word/2006/wordml" xmlns:wps="http://schemas.microsoft.com/office/word/2010/wordprocessingShape" mc:Ignorable="w14 w15 w16se w16cid w16 w16cex w16sdtdh w16sdtfl w16du wp14">
   <w:p>
     <w:pPr>
       <w:pStyle w:val="Footer"/>
@@ -1706,7 +1839,7 @@
 </file>
 
 <file path=word/footnotes.xml><?xml version="1.0" encoding="utf-8"?>
-<w:footnotes xmlns:wpc="http://schemas.microsoft.com/office/word/2010/wordprocessingCanvas" xmlns:cx="http://schemas.microsoft.com/office/drawing/2014/chartex" xmlns:cx1="http://schemas.microsoft.com/office/drawing/2015/9/8/chartex" xmlns:cx2="http://schemas.microsoft.com/office/drawing/2015/10/21/chartex" xmlns:cx3="http://schemas.microsoft.com/office/drawing/2016/5/9/chartex" xmlns:cx4="http://schemas.microsoft.com/office/drawing/2016/5/10/chartex" xmlns:cx5="http://schemas.microsoft.com/office/drawing/2016/5/11/chartex" xmlns:cx6="http://schemas.microsoft.com/office/drawing/2016/5/12/chartex" xmlns:cx7="http://schemas.microsoft.com/office/drawing/2016/5/13/chartex" xmlns:cx8="http://schemas.microsoft.com/office/drawing/2016/5/14/chartex" xmlns:mc="http://schemas.openxmlformats.org/markup-compatibility/2006" xmlns:aink="http://schemas.microsoft.com/office/drawing/2016/ink" xmlns:am3d="http://schemas.microsoft.com/office/drawing/2017/model3d" xmlns:o="urn:schemas-microsoft-com:office:office" xmlns:oel="http://schemas.microsoft.com/office/2019/extlst" xmlns:r="http://schemas.openxmlformats.org/officeDocument/2006/relationships" xmlns:m="http://schemas.openxmlformats.org/officeDocument/2006/math" xmlns:v="urn:schemas-microsoft-com:vml" xmlns:wp14="http://schemas.microsoft.com/office/word/2010/wordprocessingDrawing" xmlns:wp="http://schemas.openxmlformats.org/drawingml/2006/wordprocessingDrawing" xmlns:w10="urn:schemas-microsoft-com:office:word" xmlns:w="http://schemas.openxmlformats.org/wordprocessingml/2006/main" xmlns:w14="http://schemas.microsoft.com/office/word/2010/wordml" xmlns:w15="http://schemas.microsoft.com/office/word/2012/wordml" xmlns:w16cex="http://schemas.microsoft.com/office/word/2018/wordml/cex" xmlns:w16cid="http://schemas.microsoft.com/office/word/2016/wordml/cid" xmlns:w16="http://schemas.microsoft.com/office/word/2018/wordml" xmlns:w16du="http://schemas.microsoft.com/office/word/2023/wordml/word16du" xmlns:w16sdtdh="http://schemas.microsoft.com/office/word/2020/wordml/sdtdatahash" xmlns:w16sdtfl="http://schemas.microsoft.com/office/word/2024/wordml/sdtformatlock" xmlns:w16se="http://schemas.microsoft.com/office/word/2015/wordml/symex" xmlns:wpg="http://schemas.microsoft.com/office/word/2010/wordprocessingGroup" xmlns:wpi="http://schemas.microsoft.com/office/word/2010/wordprocessingInk" xmlns:wne="http://schemas.microsoft.com/office/word/2006/wordml" xmlns:wps="http://schemas.microsoft.com/office/word/2010/wordprocessingShape" mc:Ignorable="w14 w15 w16se w16cid w16 w16cex w16sdtdh w16sdtfl w16du wp14">
+<w:footnotes xmlns:wpc="http://schemas.microsoft.com/office/word/2010/wordprocessingCanvas" xmlns:cx="http://schemas.microsoft.com/office/drawing/2014/chartex" xmlns:cx1="http://schemas.microsoft.com/office/drawing/2015/9/8/chartex" xmlns:cx2="http://schemas.microsoft.com/office/drawing/2015/10/21/chartex" xmlns:cx3="http://schemas.microsoft.com/office/drawing/2016/5/9/chartex" xmlns:cx4="http://schemas.microsoft.com/office/drawing/2016/5/10/chartex" xmlns:cx5="http://schemas.microsoft.com/office/drawing/2016/5/11/chartex" xmlns:cx6="http://schemas.microsoft.com/office/drawing/2016/5/12/chartex" xmlns:cx7="http://schemas.microsoft.com/office/drawing/2016/5/13/chartex" xmlns:cx8="http://schemas.microsoft.com/office/drawing/2016/5/14/chartex" xmlns:mc="http://schemas.openxmlformats.org/markup-compatibility/2006" xmlns:aink="http://schemas.microsoft.com/office/drawing/2016/ink" xmlns:am3d="http://schemas.microsoft.com/office/drawing/2017/model3d" xmlns:o="urn:schemas-microsoft-com:office:office" xmlns:oel="http://schemas.microsoft.com/office/2019/extlst" xmlns:r="http://schemas.openxmlformats.org/officeDocument/2006/relationships" xmlns:m="http://schemas.openxmlformats.org/officeDocument/2006/math" xmlns:v="urn:schemas-microsoft-com:vml" xmlns:wp14="http://schemas.microsoft.com/office/word/2010/wordprocessingDrawing" xmlns:wp="http://schemas.openxmlformats.org/drawingml/2006/wordprocessingDrawing" xmlns:w10="urn:schemas-microsoft-com:office:word" xmlns:w="http://schemas.openxmlformats.org/wordprocessingml/2006/main" xmlns:w14="http://schemas.microsoft.com/office/word/2010/wordml" xmlns:w15="http://schemas.microsoft.com/office/word/2012/wordml" xmlns:w16cei="http://schemas.microsoft.com/office/word/2026/wordml/cei" xmlns:w16cex="http://schemas.microsoft.com/office/word/2018/wordml/cex" xmlns:w16cid="http://schemas.microsoft.com/office/word/2016/wordml/cid" xmlns:w16="http://schemas.microsoft.com/office/word/2018/wordml" xmlns:w16du="http://schemas.microsoft.com/office/word/2023/wordml/word16du" xmlns:w16sdtdh="http://schemas.microsoft.com/office/word/2020/wordml/sdtdatahash" xmlns:w16sdtfl="http://schemas.microsoft.com/office/word/2024/wordml/sdtformatlock" xmlns:w16se="http://schemas.microsoft.com/office/word/2015/wordml/symex" xmlns:wpg="http://schemas.microsoft.com/office/word/2010/wordprocessingGroup" xmlns:wpi="http://schemas.microsoft.com/office/word/2010/wordprocessingInk" xmlns:wne="http://schemas.microsoft.com/office/word/2006/wordml" xmlns:wps="http://schemas.microsoft.com/office/word/2010/wordprocessingShape" mc:Ignorable="w14 w15 w16se w16cid w16 w16cex w16sdtdh w16sdtfl w16du wp14">
   <w:footnote w:type="separator" w:id="-1">
     <w:p>
       <w:pPr>
@@ -1731,7 +1864,7 @@
 </file>
 
 <file path=word/header1.xml><?xml version="1.0" encoding="utf-8"?>
-<w:hdr xmlns:wpc="http://schemas.microsoft.com/office/word/2010/wordprocessingCanvas" xmlns:cx="http://schemas.microsoft.com/office/drawing/2014/chartex" xmlns:cx1="http://schemas.microsoft.com/office/drawing/2015/9/8/chartex" xmlns:cx2="http://schemas.microsoft.com/office/drawing/2015/10/21/chartex" xmlns:cx3="http://schemas.microsoft.com/office/drawing/2016/5/9/chartex" xmlns:cx4="http://schemas.microsoft.com/office/drawing/2016/5/10/chartex" xmlns:cx5="http://schemas.microsoft.com/office/drawing/2016/5/11/chartex" xmlns:cx6="http://schemas.microsoft.com/office/drawing/2016/5/12/chartex" xmlns:cx7="http://schemas.microsoft.com/office/drawing/2016/5/13/chartex" xmlns:cx8="http://schemas.microsoft.com/office/drawing/2016/5/14/chartex" xmlns:mc="http://schemas.openxmlformats.org/markup-compatibility/2006" xmlns:aink="http://schemas.microsoft.com/office/drawing/2016/ink" xmlns:am3d="http://schemas.microsoft.com/office/drawing/2017/model3d" xmlns:o="urn:schemas-microsoft-com:office:office" xmlns:oel="http://schemas.microsoft.com/office/2019/extlst" xmlns:r="http://schemas.openxmlformats.org/officeDocument/2006/relationships" xmlns:m="http://schemas.openxmlformats.org/officeDocument/2006/math" xmlns:v="urn:schemas-microsoft-com:vml" xmlns:wp14="http://schemas.microsoft.com/office/word/2010/wordprocessingDrawing" xmlns:wp="http://schemas.openxmlformats.org/drawingml/2006/wordprocessingDrawing" xmlns:w10="urn:schemas-microsoft-com:office:word" xmlns:w="http://schemas.openxmlformats.org/wordprocessingml/2006/main" xmlns:w14="http://schemas.microsoft.com/office/word/2010/wordml" xmlns:w15="http://schemas.microsoft.com/office/word/2012/wordml" xmlns:w16cex="http://schemas.microsoft.com/office/word/2018/wordml/cex" xmlns:w16cid="http://schemas.microsoft.com/office/word/2016/wordml/cid" xmlns:w16="http://schemas.microsoft.com/office/word/2018/wordml" xmlns:w16du="http://schemas.microsoft.com/office/word/2023/wordml/word16du" xmlns:w16sdtdh="http://schemas.microsoft.com/office/word/2020/wordml/sdtdatahash" xmlns:w16sdtfl="http://schemas.microsoft.com/office/word/2024/wordml/sdtformatlock" xmlns:w16se="http://schemas.microsoft.com/office/word/2015/wordml/symex" xmlns:wpg="http://schemas.microsoft.com/office/word/2010/wordprocessingGroup" xmlns:wpi="http://schemas.microsoft.com/office/word/2010/wordprocessingInk" xmlns:wne="http://schemas.microsoft.com/office/word/2006/wordml" xmlns:wps="http://schemas.microsoft.com/office/word/2010/wordprocessingShape" mc:Ignorable="w14 w15 w16se w16cid w16 w16cex w16sdtdh w16sdtfl w16du wp14">
+<w:hdr xmlns:wpc="http://schemas.microsoft.com/office/word/2010/wordprocessingCanvas" xmlns:cx="http://schemas.microsoft.com/office/drawing/2014/chartex" xmlns:cx1="http://schemas.microsoft.com/office/drawing/2015/9/8/chartex" xmlns:cx2="http://schemas.microsoft.com/office/drawing/2015/10/21/chartex" xmlns:cx3="http://schemas.microsoft.com/office/drawing/2016/5/9/chartex" xmlns:cx4="http://schemas.microsoft.com/office/drawing/2016/5/10/chartex" xmlns:cx5="http://schemas.microsoft.com/office/drawing/2016/5/11/chartex" xmlns:cx6="http://schemas.microsoft.com/office/drawing/2016/5/12/chartex" xmlns:cx7="http://schemas.microsoft.com/office/drawing/2016/5/13/chartex" xmlns:cx8="http://schemas.microsoft.com/office/drawing/2016/5/14/chartex" xmlns:mc="http://schemas.openxmlformats.org/markup-compatibility/2006" xmlns:aink="http://schemas.microsoft.com/office/drawing/2016/ink" xmlns:am3d="http://schemas.microsoft.com/office/drawing/2017/model3d" xmlns:o="urn:schemas-microsoft-com:office:office" xmlns:oel="http://schemas.microsoft.com/office/2019/extlst" xmlns:r="http://schemas.openxmlformats.org/officeDocument/2006/relationships" xmlns:m="http://schemas.openxmlformats.org/officeDocument/2006/math" xmlns:v="urn:schemas-microsoft-com:vml" xmlns:wp14="http://schemas.microsoft.com/office/word/2010/wordprocessingDrawing" xmlns:wp="http://schemas.openxmlformats.org/drawingml/2006/wordprocessingDrawing" xmlns:w10="urn:schemas-microsoft-com:office:word" xmlns:w="http://schemas.openxmlformats.org/wordprocessingml/2006/main" xmlns:w14="http://schemas.microsoft.com/office/word/2010/wordml" xmlns:w15="http://schemas.microsoft.com/office/word/2012/wordml" xmlns:w16cei="http://schemas.microsoft.com/office/word/2026/wordml/cei" xmlns:w16cex="http://schemas.microsoft.com/office/word/2018/wordml/cex" xmlns:w16cid="http://schemas.microsoft.com/office/word/2016/wordml/cid" xmlns:w16="http://schemas.microsoft.com/office/word/2018/wordml" xmlns:w16du="http://schemas.microsoft.com/office/word/2023/wordml/word16du" xmlns:w16sdtdh="http://schemas.microsoft.com/office/word/2020/wordml/sdtdatahash" xmlns:w16sdtfl="http://schemas.microsoft.com/office/word/2024/wordml/sdtformatlock" xmlns:w16se="http://schemas.microsoft.com/office/word/2015/wordml/symex" xmlns:wpg="http://schemas.microsoft.com/office/word/2010/wordprocessingGroup" xmlns:wpi="http://schemas.microsoft.com/office/word/2010/wordprocessingInk" xmlns:wne="http://schemas.microsoft.com/office/word/2006/wordml" xmlns:wps="http://schemas.microsoft.com/office/word/2010/wordprocessingShape" mc:Ignorable="w14 w15 w16se w16cid w16 w16cex w16sdtdh w16sdtfl w16du wp14">
   <w:p>
     <w:pPr>
       <w:pStyle w:val="Header"/>
@@ -1741,7 +1874,7 @@
 </file>
 
 <file path=word/header2.xml><?xml version="1.0" encoding="utf-8"?>
-<w:hdr xmlns:wpc="http://schemas.microsoft.com/office/word/2010/wordprocessingCanvas" xmlns:cx="http://schemas.microsoft.com/office/drawing/2014/chartex" xmlns:cx1="http://schemas.microsoft.com/office/drawing/2015/9/8/chartex" xmlns:cx2="http://schemas.microsoft.com/office/drawing/2015/10/21/chartex" xmlns:cx3="http://schemas.microsoft.com/office/drawing/2016/5/9/chartex" xmlns:cx4="http://schemas.microsoft.com/office/drawing/2016/5/10/chartex" xmlns:cx5="http://schemas.microsoft.com/office/drawing/2016/5/11/chartex" xmlns:cx6="http://schemas.microsoft.com/office/drawing/2016/5/12/chartex" xmlns:cx7="http://schemas.microsoft.com/office/drawing/2016/5/13/chartex" xmlns:cx8="http://schemas.microsoft.com/office/drawing/2016/5/14/chartex" xmlns:mc="http://schemas.openxmlformats.org/markup-compatibility/2006" xmlns:aink="http://schemas.microsoft.com/office/drawing/2016/ink" xmlns:am3d="http://schemas.microsoft.com/office/drawing/2017/model3d" xmlns:o="urn:schemas-microsoft-com:office:office" xmlns:oel="http://schemas.microsoft.com/office/2019/extlst" xmlns:r="http://schemas.openxmlformats.org/officeDocument/2006/relationships" xmlns:m="http://schemas.openxmlformats.org/officeDocument/2006/math" xmlns:v="urn:schemas-microsoft-com:vml" xmlns:wp14="http://schemas.microsoft.com/office/word/2010/wordprocessingDrawing" xmlns:wp="http://schemas.openxmlformats.org/drawingml/2006/wordprocessingDrawing" xmlns:w10="urn:schemas-microsoft-com:office:word" xmlns:w="http://schemas.openxmlformats.org/wordprocessingml/2006/main" xmlns:w14="http://schemas.microsoft.com/office/word/2010/wordml" xmlns:w15="http://schemas.microsoft.com/office/word/2012/wordml" xmlns:w16cex="http://schemas.microsoft.com/office/word/2018/wordml/cex" xmlns:w16cid="http://schemas.microsoft.com/office/word/2016/wordml/cid" xmlns:w16="http://schemas.microsoft.com/office/word/2018/wordml" xmlns:w16du="http://schemas.microsoft.com/office/word/2023/wordml/word16du" xmlns:w16sdtdh="http://schemas.microsoft.com/office/word/2020/wordml/sdtdatahash" xmlns:w16sdtfl="http://schemas.microsoft.com/office/word/2024/wordml/sdtformatlock" xmlns:w16se="http://schemas.microsoft.com/office/word/2015/wordml/symex" xmlns:wpg="http://schemas.microsoft.com/office/word/2010/wordprocessingGroup" xmlns:wpi="http://schemas.microsoft.com/office/word/2010/wordprocessingInk" xmlns:wne="http://schemas.microsoft.com/office/word/2006/wordml" xmlns:wps="http://schemas.microsoft.com/office/word/2010/wordprocessingShape" mc:Ignorable="w14 w15 w16se w16cid w16 w16cex w16sdtdh w16sdtfl w16du wp14">
+<w:hdr xmlns:wpc="http://schemas.microsoft.com/office/word/2010/wordprocessingCanvas" xmlns:cx="http://schemas.microsoft.com/office/drawing/2014/chartex" xmlns:cx1="http://schemas.microsoft.com/office/drawing/2015/9/8/chartex" xmlns:cx2="http://schemas.microsoft.com/office/drawing/2015/10/21/chartex" xmlns:cx3="http://schemas.microsoft.com/office/drawing/2016/5/9/chartex" xmlns:cx4="http://schemas.microsoft.com/office/drawing/2016/5/10/chartex" xmlns:cx5="http://schemas.microsoft.com/office/drawing/2016/5/11/chartex" xmlns:cx6="http://schemas.microsoft.com/office/drawing/2016/5/12/chartex" xmlns:cx7="http://schemas.microsoft.com/office/drawing/2016/5/13/chartex" xmlns:cx8="http://schemas.microsoft.com/office/drawing/2016/5/14/chartex" xmlns:mc="http://schemas.openxmlformats.org/markup-compatibility/2006" xmlns:aink="http://schemas.microsoft.com/office/drawing/2016/ink" xmlns:am3d="http://schemas.microsoft.com/office/drawing/2017/model3d" xmlns:o="urn:schemas-microsoft-com:office:office" xmlns:oel="http://schemas.microsoft.com/office/2019/extlst" xmlns:r="http://schemas.openxmlformats.org/officeDocument/2006/relationships" xmlns:m="http://schemas.openxmlformats.org/officeDocument/2006/math" xmlns:v="urn:schemas-microsoft-com:vml" xmlns:wp14="http://schemas.microsoft.com/office/word/2010/wordprocessingDrawing" xmlns:wp="http://schemas.openxmlformats.org/drawingml/2006/wordprocessingDrawing" xmlns:w10="urn:schemas-microsoft-com:office:word" xmlns:w="http://schemas.openxmlformats.org/wordprocessingml/2006/main" xmlns:w14="http://schemas.microsoft.com/office/word/2010/wordml" xmlns:w15="http://schemas.microsoft.com/office/word/2012/wordml" xmlns:w16cei="http://schemas.microsoft.com/office/word/2026/wordml/cei" xmlns:w16cex="http://schemas.microsoft.com/office/word/2018/wordml/cex" xmlns:w16cid="http://schemas.microsoft.com/office/word/2016/wordml/cid" xmlns:w16="http://schemas.microsoft.com/office/word/2018/wordml" xmlns:w16du="http://schemas.microsoft.com/office/word/2023/wordml/word16du" xmlns:w16sdtdh="http://schemas.microsoft.com/office/word/2020/wordml/sdtdatahash" xmlns:w16sdtfl="http://schemas.microsoft.com/office/word/2024/wordml/sdtformatlock" xmlns:w16se="http://schemas.microsoft.com/office/word/2015/wordml/symex" xmlns:wpg="http://schemas.microsoft.com/office/word/2010/wordprocessingGroup" xmlns:wpi="http://schemas.microsoft.com/office/word/2010/wordprocessingInk" xmlns:wne="http://schemas.microsoft.com/office/word/2006/wordml" xmlns:wps="http://schemas.microsoft.com/office/word/2010/wordprocessingShape" mc:Ignorable="w14 w15 w16se w16cid w16 w16cex w16sdtdh w16sdtfl w16du wp14">
   <w:p>
     <w:pPr>
       <w:pStyle w:val="Header"/>
@@ -1751,7 +1884,7 @@
 </file>
 
 <file path=word/header3.xml><?xml version="1.0" encoding="utf-8"?>
-<w:hdr xmlns:wpc="http://schemas.microsoft.com/office/word/2010/wordprocessingCanvas" xmlns:cx="http://schemas.microsoft.com/office/drawing/2014/chartex" xmlns:cx1="http://schemas.microsoft.com/office/drawing/2015/9/8/chartex" xmlns:cx2="http://schemas.microsoft.com/office/drawing/2015/10/21/chartex" xmlns:cx3="http://schemas.microsoft.com/office/drawing/2016/5/9/chartex" xmlns:cx4="http://schemas.microsoft.com/office/drawing/2016/5/10/chartex" xmlns:cx5="http://schemas.microsoft.com/office/drawing/2016/5/11/chartex" xmlns:cx6="http://schemas.microsoft.com/office/drawing/2016/5/12/chartex" xmlns:cx7="http://schemas.microsoft.com/office/drawing/2016/5/13/chartex" xmlns:cx8="http://schemas.microsoft.com/office/drawing/2016/5/14/chartex" xmlns:mc="http://schemas.openxmlformats.org/markup-compatibility/2006" xmlns:aink="http://schemas.microsoft.com/office/drawing/2016/ink" xmlns:am3d="http://schemas.microsoft.com/office/drawing/2017/model3d" xmlns:o="urn:schemas-microsoft-com:office:office" xmlns:oel="http://schemas.microsoft.com/office/2019/extlst" xmlns:r="http://schemas.openxmlformats.org/officeDocument/2006/relationships" xmlns:m="http://schemas.openxmlformats.org/officeDocument/2006/math" xmlns:v="urn:schemas-microsoft-com:vml" xmlns:wp14="http://schemas.microsoft.com/office/word/2010/wordprocessingDrawing" xmlns:wp="http://schemas.openxmlformats.org/drawingml/2006/wordprocessingDrawing" xmlns:w10="urn:schemas-microsoft-com:office:word" xmlns:w="http://schemas.openxmlformats.org/wordprocessingml/2006/main" xmlns:w14="http://schemas.microsoft.com/office/word/2010/wordml" xmlns:w15="http://schemas.microsoft.com/office/word/2012/wordml" xmlns:w16cex="http://schemas.microsoft.com/office/word/2018/wordml/cex" xmlns:w16cid="http://schemas.microsoft.com/office/word/2016/wordml/cid" xmlns:w16="http://schemas.microsoft.com/office/word/2018/wordml" xmlns:w16du="http://schemas.microsoft.com/office/word/2023/wordml/word16du" xmlns:w16sdtdh="http://schemas.microsoft.com/office/word/2020/wordml/sdtdatahash" xmlns:w16sdtfl="http://schemas.microsoft.com/office/word/2024/wordml/sdtformatlock" xmlns:w16se="http://schemas.microsoft.com/office/word/2015/wordml/symex" xmlns:wpg="http://schemas.microsoft.com/office/word/2010/wordprocessingGroup" xmlns:wpi="http://schemas.microsoft.com/office/word/2010/wordprocessingInk" xmlns:wne="http://schemas.microsoft.com/office/word/2006/wordml" xmlns:wps="http://schemas.microsoft.com/office/word/2010/wordprocessingShape" mc:Ignorable="w14 w15 w16se w16cid w16 w16cex w16sdtdh w16sdtfl w16du wp14">
+<w:hdr xmlns:wpc="http://schemas.microsoft.com/office/word/2010/wordprocessingCanvas" xmlns:cx="http://schemas.microsoft.com/office/drawing/2014/chartex" xmlns:cx1="http://schemas.microsoft.com/office/drawing/2015/9/8/chartex" xmlns:cx2="http://schemas.microsoft.com/office/drawing/2015/10/21/chartex" xmlns:cx3="http://schemas.microsoft.com/office/drawing/2016/5/9/chartex" xmlns:cx4="http://schemas.microsoft.com/office/drawing/2016/5/10/chartex" xmlns:cx5="http://schemas.microsoft.com/office/drawing/2016/5/11/chartex" xmlns:cx6="http://schemas.microsoft.com/office/drawing/2016/5/12/chartex" xmlns:cx7="http://schemas.microsoft.com/office/drawing/2016/5/13/chartex" xmlns:cx8="http://schemas.microsoft.com/office/drawing/2016/5/14/chartex" xmlns:mc="http://schemas.openxmlformats.org/markup-compatibility/2006" xmlns:aink="http://schemas.microsoft.com/office/drawing/2016/ink" xmlns:am3d="http://schemas.microsoft.com/office/drawing/2017/model3d" xmlns:o="urn:schemas-microsoft-com:office:office" xmlns:oel="http://schemas.microsoft.com/office/2019/extlst" xmlns:r="http://schemas.openxmlformats.org/officeDocument/2006/relationships" xmlns:m="http://schemas.openxmlformats.org/officeDocument/2006/math" xmlns:v="urn:schemas-microsoft-com:vml" xmlns:wp14="http://schemas.microsoft.com/office/word/2010/wordprocessingDrawing" xmlns:wp="http://schemas.openxmlformats.org/drawingml/2006/wordprocessingDrawing" xmlns:w10="urn:schemas-microsoft-com:office:word" xmlns:w="http://schemas.openxmlformats.org/wordprocessingml/2006/main" xmlns:w14="http://schemas.microsoft.com/office/word/2010/wordml" xmlns:w15="http://schemas.microsoft.com/office/word/2012/wordml" xmlns:w16cei="http://schemas.microsoft.com/office/word/2026/wordml/cei" xmlns:w16cex="http://schemas.microsoft.com/office/word/2018/wordml/cex" xmlns:w16cid="http://schemas.microsoft.com/office/word/2016/wordml/cid" xmlns:w16="http://schemas.microsoft.com/office/word/2018/wordml" xmlns:w16du="http://schemas.microsoft.com/office/word/2023/wordml/word16du" xmlns:w16sdtdh="http://schemas.microsoft.com/office/word/2020/wordml/sdtdatahash" xmlns:w16sdtfl="http://schemas.microsoft.com/office/word/2024/wordml/sdtformatlock" xmlns:w16se="http://schemas.microsoft.com/office/word/2015/wordml/symex" xmlns:wpg="http://schemas.microsoft.com/office/word/2010/wordprocessingGroup" xmlns:wpi="http://schemas.microsoft.com/office/word/2010/wordprocessingInk" xmlns:wne="http://schemas.microsoft.com/office/word/2006/wordml" xmlns:wps="http://schemas.microsoft.com/office/word/2010/wordprocessingShape" mc:Ignorable="w14 w15 w16se w16cid w16 w16cex w16sdtdh w16sdtfl w16du wp14">
   <w:p>
     <w:pPr>
       <w:pStyle w:val="Header"/>
